--- a/Docs/BILA-BIMBINGAN-15.docx
+++ b/Docs/BILA-BIMBINGAN-15.docx
@@ -8584,12 +8584,12 @@
         <w:lastRenderedPageBreak/>
         <w:br/>
       </w:r>
-      <w:bookmarkStart w:id="4" w:name="_Hlk198458261"/>
-      <w:bookmarkStart w:id="5" w:name="_Toc212854402"/>
+      <w:bookmarkStart w:id="4" w:name="_Toc212854402"/>
+      <w:bookmarkStart w:id="5" w:name="_Hlk198458261"/>
       <w:r>
         <w:t>PENDAHULUAN</w:t>
       </w:r>
-      <w:bookmarkEnd w:id="5"/>
+      <w:bookmarkEnd w:id="4"/>
     </w:p>
     <w:p>
       <w:pPr>
@@ -9829,7 +9829,7 @@
         </w:sectPr>
       </w:pPr>
     </w:p>
-    <w:bookmarkEnd w:id="4"/>
+    <w:bookmarkEnd w:id="5"/>
     <w:p>
       <w:pPr>
         <w:pStyle w:val="Heading1"/>
@@ -10214,7 +10214,7 @@
           <w:szCs w:val="24"/>
         </w:rPr>
         <w:drawing>
-          <wp:inline distT="0" distB="0" distL="0" distR="0" wp14:anchorId="579DEB6B" wp14:editId="0F5A9111">
+          <wp:inline distT="0" distB="0" distL="0" distR="0" wp14:anchorId="579DEB6B" wp14:editId="6F40660F">
             <wp:extent cx="2690908" cy="2457450"/>
             <wp:effectExtent l="0" t="0" r="0" b="0"/>
             <wp:docPr id="1749981188" name="Picture 2"/>
@@ -19554,8 +19554,9 @@
           <w:lang w:bidi="ar-SA"/>
           <w14:ligatures w14:val="none"/>
         </w:rPr>
-        <w:t>U1</w:t>
-      </w:r>
+        <w:t>U</w:t>
+      </w:r>
+      <w:proofErr w:type="gramStart"/>
       <w:r>
         <w:rPr>
           <w:rFonts w:eastAsia="Times New Roman" w:cs="Times New Roman"/>
@@ -19565,9 +19566,8 @@
           <w:lang w:bidi="ar-SA"/>
           <w14:ligatures w14:val="none"/>
         </w:rPr>
-        <w:t xml:space="preserve"> : </w:t>
-      </w:r>
-      <w:proofErr w:type="spellStart"/>
+        <w:t>1</w:t>
+      </w:r>
       <w:r>
         <w:rPr>
           <w:rFonts w:eastAsia="Times New Roman" w:cs="Times New Roman"/>
@@ -19577,9 +19577,9 @@
           <w:lang w:bidi="ar-SA"/>
           <w14:ligatures w14:val="none"/>
         </w:rPr>
-        <w:t>Memindai</w:t>
-      </w:r>
-      <w:proofErr w:type="spellEnd"/>
+        <w:t xml:space="preserve"> :</w:t>
+      </w:r>
+      <w:proofErr w:type="gramEnd"/>
       <w:r>
         <w:rPr>
           <w:rFonts w:eastAsia="Times New Roman" w:cs="Times New Roman"/>
@@ -19589,7 +19589,7 @@
           <w:lang w:bidi="ar-SA"/>
           <w14:ligatures w14:val="none"/>
         </w:rPr>
-        <w:t xml:space="preserve"> QR Meja: </w:t>
+        <w:t xml:space="preserve"> </w:t>
       </w:r>
       <w:proofErr w:type="spellStart"/>
       <w:r>
@@ -19601,7 +19601,7 @@
           <w:lang w:bidi="ar-SA"/>
           <w14:ligatures w14:val="none"/>
         </w:rPr>
-        <w:t>Pelanggan</w:t>
+        <w:t>Memindai</w:t>
       </w:r>
       <w:proofErr w:type="spellEnd"/>
       <w:r>
@@ -19613,7 +19613,7 @@
           <w:lang w:bidi="ar-SA"/>
           <w14:ligatures w14:val="none"/>
         </w:rPr>
-        <w:t xml:space="preserve"> </w:t>
+        <w:t xml:space="preserve"> QR Meja: </w:t>
       </w:r>
       <w:proofErr w:type="spellStart"/>
       <w:r>
@@ -19625,7 +19625,7 @@
           <w:lang w:bidi="ar-SA"/>
           <w14:ligatures w14:val="none"/>
         </w:rPr>
-        <w:t>memindai</w:t>
+        <w:t>Pelanggan</w:t>
       </w:r>
       <w:proofErr w:type="spellEnd"/>
       <w:r>
@@ -19637,7 +19637,7 @@
           <w:lang w:bidi="ar-SA"/>
           <w14:ligatures w14:val="none"/>
         </w:rPr>
-        <w:t xml:space="preserve"> QR Code </w:t>
+        <w:t xml:space="preserve"> </w:t>
       </w:r>
       <w:proofErr w:type="spellStart"/>
       <w:r>
@@ -19649,7 +19649,7 @@
           <w:lang w:bidi="ar-SA"/>
           <w14:ligatures w14:val="none"/>
         </w:rPr>
-        <w:t>unik</w:t>
+        <w:t>memindai</w:t>
       </w:r>
       <w:proofErr w:type="spellEnd"/>
       <w:r>
@@ -19661,7 +19661,7 @@
           <w:lang w:bidi="ar-SA"/>
           <w14:ligatures w14:val="none"/>
         </w:rPr>
-        <w:t xml:space="preserve"> yang </w:t>
+        <w:t xml:space="preserve"> QR Code </w:t>
       </w:r>
       <w:proofErr w:type="spellStart"/>
       <w:r>
@@ -19673,7 +19673,7 @@
           <w:lang w:bidi="ar-SA"/>
           <w14:ligatures w14:val="none"/>
         </w:rPr>
-        <w:t>terpasang</w:t>
+        <w:t>unik</w:t>
       </w:r>
       <w:proofErr w:type="spellEnd"/>
       <w:r>
@@ -19685,7 +19685,7 @@
           <w:lang w:bidi="ar-SA"/>
           <w14:ligatures w14:val="none"/>
         </w:rPr>
-        <w:t xml:space="preserve"> di </w:t>
+        <w:t xml:space="preserve"> yang </w:t>
       </w:r>
       <w:proofErr w:type="spellStart"/>
       <w:r>
@@ -19697,7 +19697,7 @@
           <w:lang w:bidi="ar-SA"/>
           <w14:ligatures w14:val="none"/>
         </w:rPr>
-        <w:t>setiap</w:t>
+        <w:t>terpasang</w:t>
       </w:r>
       <w:proofErr w:type="spellEnd"/>
       <w:r>
@@ -19709,7 +19709,7 @@
           <w:lang w:bidi="ar-SA"/>
           <w14:ligatures w14:val="none"/>
         </w:rPr>
-        <w:t xml:space="preserve"> </w:t>
+        <w:t xml:space="preserve"> di </w:t>
       </w:r>
       <w:proofErr w:type="spellStart"/>
       <w:r>
@@ -19721,7 +19721,7 @@
           <w:lang w:bidi="ar-SA"/>
           <w14:ligatures w14:val="none"/>
         </w:rPr>
-        <w:t>meja</w:t>
+        <w:t>setiap</w:t>
       </w:r>
       <w:proofErr w:type="spellEnd"/>
       <w:r>
@@ -19745,7 +19745,7 @@
           <w:lang w:bidi="ar-SA"/>
           <w14:ligatures w14:val="none"/>
         </w:rPr>
-        <w:t>untuk</w:t>
+        <w:t>meja</w:t>
       </w:r>
       <w:proofErr w:type="spellEnd"/>
       <w:r>
@@ -19769,7 +19769,7 @@
           <w:lang w:bidi="ar-SA"/>
           <w14:ligatures w14:val="none"/>
         </w:rPr>
-        <w:t>mengakses</w:t>
+        <w:t>untuk</w:t>
       </w:r>
       <w:proofErr w:type="spellEnd"/>
       <w:r>
@@ -19793,7 +19793,7 @@
           <w:lang w:bidi="ar-SA"/>
           <w14:ligatures w14:val="none"/>
         </w:rPr>
-        <w:t>sistem</w:t>
+        <w:t>mengakses</w:t>
       </w:r>
       <w:proofErr w:type="spellEnd"/>
       <w:r>
@@ -19817,7 +19817,7 @@
           <w:lang w:bidi="ar-SA"/>
           <w14:ligatures w14:val="none"/>
         </w:rPr>
-        <w:t>pemesanan</w:t>
+        <w:t>sistem</w:t>
       </w:r>
       <w:proofErr w:type="spellEnd"/>
       <w:r>
@@ -19829,7 +19829,7 @@
           <w:lang w:bidi="ar-SA"/>
           <w14:ligatures w14:val="none"/>
         </w:rPr>
-        <w:t xml:space="preserve"> dan </w:t>
+        <w:t xml:space="preserve"> </w:t>
       </w:r>
       <w:proofErr w:type="spellStart"/>
       <w:r>
@@ -19841,7 +19841,7 @@
           <w:lang w:bidi="ar-SA"/>
           <w14:ligatures w14:val="none"/>
         </w:rPr>
-        <w:t>secara</w:t>
+        <w:t>pemesanan</w:t>
       </w:r>
       <w:proofErr w:type="spellEnd"/>
       <w:r>
@@ -19853,7 +19853,7 @@
           <w:lang w:bidi="ar-SA"/>
           <w14:ligatures w14:val="none"/>
         </w:rPr>
-        <w:t xml:space="preserve"> </w:t>
+        <w:t xml:space="preserve"> dan </w:t>
       </w:r>
       <w:proofErr w:type="spellStart"/>
       <w:r>
@@ -19865,7 +19865,7 @@
           <w:lang w:bidi="ar-SA"/>
           <w14:ligatures w14:val="none"/>
         </w:rPr>
-        <w:t>otomatis</w:t>
+        <w:t>secara</w:t>
       </w:r>
       <w:proofErr w:type="spellEnd"/>
       <w:r>
@@ -19889,7 +19889,7 @@
           <w:lang w:bidi="ar-SA"/>
           <w14:ligatures w14:val="none"/>
         </w:rPr>
-        <w:t>mendeteksi</w:t>
+        <w:t>otomatis</w:t>
       </w:r>
       <w:proofErr w:type="spellEnd"/>
       <w:r>
@@ -19913,7 +19913,7 @@
           <w:lang w:bidi="ar-SA"/>
           <w14:ligatures w14:val="none"/>
         </w:rPr>
-        <w:t>nomor</w:t>
+        <w:t>mendeteksi</w:t>
       </w:r>
       <w:proofErr w:type="spellEnd"/>
       <w:r>
@@ -19937,7 +19937,7 @@
           <w:lang w:bidi="ar-SA"/>
           <w14:ligatures w14:val="none"/>
         </w:rPr>
-        <w:t>meja</w:t>
+        <w:t>nomor</w:t>
       </w:r>
       <w:proofErr w:type="spellEnd"/>
       <w:r>
@@ -19961,7 +19961,7 @@
           <w:lang w:bidi="ar-SA"/>
           <w14:ligatures w14:val="none"/>
         </w:rPr>
-        <w:t>asal</w:t>
+        <w:t>meja</w:t>
       </w:r>
       <w:proofErr w:type="spellEnd"/>
       <w:r>
@@ -19985,7 +19985,7 @@
           <w:lang w:bidi="ar-SA"/>
           <w14:ligatures w14:val="none"/>
         </w:rPr>
-        <w:t>pesanan</w:t>
+        <w:t>asal</w:t>
       </w:r>
       <w:proofErr w:type="spellEnd"/>
       <w:r>
@@ -19997,16 +19997,10 @@
           <w:lang w:bidi="ar-SA"/>
           <w14:ligatures w14:val="none"/>
         </w:rPr>
-        <w:t>.</w:t>
-      </w:r>
-    </w:p>
-    <w:p>
-      <w:pPr>
-        <w:widowControl w:val="0"/>
-        <w:autoSpaceDE w:val="0"/>
-        <w:autoSpaceDN w:val="0"/>
-        <w:spacing w:line="480" w:lineRule="auto"/>
-        <w:ind w:left="1058"/>
+        <w:t xml:space="preserve"> </w:t>
+      </w:r>
+      <w:proofErr w:type="spellStart"/>
+      <w:r>
         <w:rPr>
           <w:rFonts w:eastAsia="Times New Roman" w:cs="Times New Roman"/>
           <w:noProof w:val="0"/>
@@ -20015,7 +20009,9 @@
           <w:lang w:bidi="ar-SA"/>
           <w14:ligatures w14:val="none"/>
         </w:rPr>
-      </w:pPr>
+        <w:t>pesanan</w:t>
+      </w:r>
+      <w:proofErr w:type="spellEnd"/>
       <w:r>
         <w:rPr>
           <w:rFonts w:eastAsia="Times New Roman" w:cs="Times New Roman"/>
@@ -20025,9 +20021,16 @@
           <w:lang w:bidi="ar-SA"/>
           <w14:ligatures w14:val="none"/>
         </w:rPr>
-        <w:t xml:space="preserve">U2 : Login : </w:t>
-      </w:r>
-      <w:r>
+        <w:t>.</w:t>
+      </w:r>
+    </w:p>
+    <w:p>
+      <w:pPr>
+        <w:widowControl w:val="0"/>
+        <w:autoSpaceDE w:val="0"/>
+        <w:autoSpaceDN w:val="0"/>
+        <w:spacing w:line="480" w:lineRule="auto"/>
+        <w:ind w:left="1058"/>
         <w:rPr>
           <w:rFonts w:eastAsia="Times New Roman" w:cs="Times New Roman"/>
           <w:noProof w:val="0"/>
@@ -20036,9 +20039,8 @@
           <w:lang w:bidi="ar-SA"/>
           <w14:ligatures w14:val="none"/>
         </w:rPr>
-        <w:t xml:space="preserve">Admin </w:t>
-      </w:r>
-      <w:proofErr w:type="spellStart"/>
+      </w:pPr>
+      <w:proofErr w:type="gramStart"/>
       <w:r>
         <w:rPr>
           <w:rFonts w:eastAsia="Times New Roman" w:cs="Times New Roman"/>
@@ -20048,9 +20050,9 @@
           <w:lang w:bidi="ar-SA"/>
           <w14:ligatures w14:val="none"/>
         </w:rPr>
-        <w:t>dapat</w:t>
-      </w:r>
-      <w:proofErr w:type="spellEnd"/>
+        <w:t>U2 :</w:t>
+      </w:r>
+      <w:proofErr w:type="gramEnd"/>
       <w:r>
         <w:rPr>
           <w:rFonts w:eastAsia="Times New Roman" w:cs="Times New Roman"/>
@@ -20060,9 +20062,9 @@
           <w:lang w:bidi="ar-SA"/>
           <w14:ligatures w14:val="none"/>
         </w:rPr>
-        <w:t xml:space="preserve"> login </w:t>
-      </w:r>
-      <w:proofErr w:type="spellStart"/>
+        <w:t xml:space="preserve"> </w:t>
+      </w:r>
+      <w:proofErr w:type="gramStart"/>
       <w:r>
         <w:rPr>
           <w:rFonts w:eastAsia="Times New Roman" w:cs="Times New Roman"/>
@@ -20072,9 +20074,9 @@
           <w:lang w:bidi="ar-SA"/>
           <w14:ligatures w14:val="none"/>
         </w:rPr>
-        <w:t>ke</w:t>
-      </w:r>
-      <w:proofErr w:type="spellEnd"/>
+        <w:t>Login :</w:t>
+      </w:r>
+      <w:proofErr w:type="gramEnd"/>
       <w:r>
         <w:rPr>
           <w:rFonts w:eastAsia="Times New Roman" w:cs="Times New Roman"/>
@@ -20084,9 +20086,8 @@
           <w:lang w:bidi="ar-SA"/>
           <w14:ligatures w14:val="none"/>
         </w:rPr>
-        <w:t xml:space="preserve"> dashboard </w:t>
-      </w:r>
-      <w:proofErr w:type="spellStart"/>
+        <w:t xml:space="preserve"> </w:t>
+      </w:r>
       <w:r>
         <w:rPr>
           <w:rFonts w:eastAsia="Times New Roman" w:cs="Times New Roman"/>
@@ -20096,9 +20097,9 @@
           <w:lang w:bidi="ar-SA"/>
           <w14:ligatures w14:val="none"/>
         </w:rPr>
-        <w:t>untuk</w:t>
-      </w:r>
-      <w:proofErr w:type="spellEnd"/>
+        <w:t xml:space="preserve">Admin </w:t>
+      </w:r>
+      <w:proofErr w:type="spellStart"/>
       <w:r>
         <w:rPr>
           <w:rFonts w:eastAsia="Times New Roman" w:cs="Times New Roman"/>
@@ -20108,9 +20109,9 @@
           <w:lang w:bidi="ar-SA"/>
           <w14:ligatures w14:val="none"/>
         </w:rPr>
-        <w:t xml:space="preserve"> </w:t>
-      </w:r>
-      <w:proofErr w:type="spellStart"/>
+        <w:t>dapat</w:t>
+      </w:r>
+      <w:proofErr w:type="spellEnd"/>
       <w:r>
         <w:rPr>
           <w:rFonts w:eastAsia="Times New Roman" w:cs="Times New Roman"/>
@@ -20120,9 +20121,9 @@
           <w:lang w:bidi="ar-SA"/>
           <w14:ligatures w14:val="none"/>
         </w:rPr>
-        <w:t>melihat</w:t>
-      </w:r>
-      <w:proofErr w:type="spellEnd"/>
+        <w:t xml:space="preserve"> login </w:t>
+      </w:r>
+      <w:proofErr w:type="spellStart"/>
       <w:r>
         <w:rPr>
           <w:rFonts w:eastAsia="Times New Roman" w:cs="Times New Roman"/>
@@ -20132,9 +20133,9 @@
           <w:lang w:bidi="ar-SA"/>
           <w14:ligatures w14:val="none"/>
         </w:rPr>
-        <w:t xml:space="preserve"> data </w:t>
-      </w:r>
-      <w:proofErr w:type="spellStart"/>
+        <w:t>ke</w:t>
+      </w:r>
+      <w:proofErr w:type="spellEnd"/>
       <w:r>
         <w:rPr>
           <w:rFonts w:eastAsia="Times New Roman" w:cs="Times New Roman"/>
@@ -20144,8 +20145,9 @@
           <w:lang w:bidi="ar-SA"/>
           <w14:ligatures w14:val="none"/>
         </w:rPr>
-        <w:t>l</w:t>
-      </w:r>
+        <w:t xml:space="preserve"> dashboard </w:t>
+      </w:r>
+      <w:proofErr w:type="spellStart"/>
       <w:r>
         <w:rPr>
           <w:rFonts w:eastAsia="Times New Roman" w:cs="Times New Roman"/>
@@ -20155,7 +20157,7 @@
           <w:lang w:bidi="ar-SA"/>
           <w14:ligatures w14:val="none"/>
         </w:rPr>
-        <w:t>ebih</w:t>
+        <w:t>untuk</w:t>
       </w:r>
       <w:proofErr w:type="spellEnd"/>
       <w:r>
@@ -20179,7 +20181,7 @@
           <w:lang w:bidi="ar-SA"/>
           <w14:ligatures w14:val="none"/>
         </w:rPr>
-        <w:t>lanjut</w:t>
+        <w:t>melihat</w:t>
       </w:r>
       <w:proofErr w:type="spellEnd"/>
       <w:r>
@@ -20191,16 +20193,10 @@
           <w:lang w:bidi="ar-SA"/>
           <w14:ligatures w14:val="none"/>
         </w:rPr>
-        <w:t>.</w:t>
-      </w:r>
-    </w:p>
-    <w:p>
-      <w:pPr>
-        <w:widowControl w:val="0"/>
-        <w:autoSpaceDE w:val="0"/>
-        <w:autoSpaceDN w:val="0"/>
-        <w:spacing w:line="480" w:lineRule="auto"/>
-        <w:ind w:left="1058"/>
+        <w:t xml:space="preserve"> data </w:t>
+      </w:r>
+      <w:proofErr w:type="spellStart"/>
+      <w:r>
         <w:rPr>
           <w:rFonts w:eastAsia="Times New Roman" w:cs="Times New Roman"/>
           <w:noProof w:val="0"/>
@@ -20209,7 +20205,8 @@
           <w:lang w:bidi="ar-SA"/>
           <w14:ligatures w14:val="none"/>
         </w:rPr>
-      </w:pPr>
+        <w:t>l</w:t>
+      </w:r>
       <w:r>
         <w:rPr>
           <w:rFonts w:eastAsia="Times New Roman" w:cs="Times New Roman"/>
@@ -20219,9 +20216,9 @@
           <w:lang w:bidi="ar-SA"/>
           <w14:ligatures w14:val="none"/>
         </w:rPr>
-        <w:t xml:space="preserve">U3 : </w:t>
-      </w:r>
-      <w:proofErr w:type="spellStart"/>
+        <w:t>ebih</w:t>
+      </w:r>
+      <w:proofErr w:type="spellEnd"/>
       <w:r>
         <w:rPr>
           <w:rFonts w:eastAsia="Times New Roman" w:cs="Times New Roman"/>
@@ -20231,9 +20228,9 @@
           <w:lang w:bidi="ar-SA"/>
           <w14:ligatures w14:val="none"/>
         </w:rPr>
-        <w:t>Melihat</w:t>
-      </w:r>
-      <w:proofErr w:type="spellEnd"/>
+        <w:t xml:space="preserve"> </w:t>
+      </w:r>
+      <w:proofErr w:type="spellStart"/>
       <w:r>
         <w:rPr>
           <w:rFonts w:eastAsia="Times New Roman" w:cs="Times New Roman"/>
@@ -20243,9 +20240,9 @@
           <w:lang w:bidi="ar-SA"/>
           <w14:ligatures w14:val="none"/>
         </w:rPr>
-        <w:t xml:space="preserve"> Menu : </w:t>
-      </w:r>
-      <w:proofErr w:type="spellStart"/>
+        <w:t>lanjut</w:t>
+      </w:r>
+      <w:proofErr w:type="spellEnd"/>
       <w:r>
         <w:rPr>
           <w:rFonts w:eastAsia="Times New Roman" w:cs="Times New Roman"/>
@@ -20255,10 +20252,16 @@
           <w:lang w:bidi="ar-SA"/>
           <w14:ligatures w14:val="none"/>
         </w:rPr>
-        <w:t>Setelah</w:t>
-      </w:r>
-      <w:proofErr w:type="spellEnd"/>
-      <w:r>
+        <w:t>.</w:t>
+      </w:r>
+    </w:p>
+    <w:p>
+      <w:pPr>
+        <w:widowControl w:val="0"/>
+        <w:autoSpaceDE w:val="0"/>
+        <w:autoSpaceDN w:val="0"/>
+        <w:spacing w:line="480" w:lineRule="auto"/>
+        <w:ind w:left="1058"/>
         <w:rPr>
           <w:rFonts w:eastAsia="Times New Roman" w:cs="Times New Roman"/>
           <w:noProof w:val="0"/>
@@ -20267,9 +20270,7 @@
           <w:lang w:bidi="ar-SA"/>
           <w14:ligatures w14:val="none"/>
         </w:rPr>
-        <w:t xml:space="preserve"> </w:t>
-      </w:r>
-      <w:proofErr w:type="spellStart"/>
+      </w:pPr>
       <w:r>
         <w:rPr>
           <w:rFonts w:eastAsia="Times New Roman" w:cs="Times New Roman"/>
@@ -20279,9 +20280,9 @@
           <w:lang w:bidi="ar-SA"/>
           <w14:ligatures w14:val="none"/>
         </w:rPr>
-        <w:t>memindai</w:t>
-      </w:r>
-      <w:proofErr w:type="spellEnd"/>
+        <w:t>U</w:t>
+      </w:r>
+      <w:proofErr w:type="gramStart"/>
       <w:r>
         <w:rPr>
           <w:rFonts w:eastAsia="Times New Roman" w:cs="Times New Roman"/>
@@ -20291,9 +20292,9 @@
           <w:lang w:bidi="ar-SA"/>
           <w14:ligatures w14:val="none"/>
         </w:rPr>
-        <w:t xml:space="preserve"> QR Meja, </w:t>
-      </w:r>
-      <w:proofErr w:type="spellStart"/>
+        <w:t>3 :</w:t>
+      </w:r>
+      <w:proofErr w:type="gramEnd"/>
       <w:r>
         <w:rPr>
           <w:rFonts w:eastAsia="Times New Roman" w:cs="Times New Roman"/>
@@ -20303,9 +20304,9 @@
           <w:lang w:bidi="ar-SA"/>
           <w14:ligatures w14:val="none"/>
         </w:rPr>
-        <w:t>pelanggan</w:t>
-      </w:r>
-      <w:proofErr w:type="spellEnd"/>
+        <w:t xml:space="preserve"> </w:t>
+      </w:r>
+      <w:proofErr w:type="spellStart"/>
       <w:r>
         <w:rPr>
           <w:rFonts w:eastAsia="Times New Roman" w:cs="Times New Roman"/>
@@ -20315,9 +20316,9 @@
           <w:lang w:bidi="ar-SA"/>
           <w14:ligatures w14:val="none"/>
         </w:rPr>
-        <w:t xml:space="preserve"> </w:t>
-      </w:r>
-      <w:proofErr w:type="spellStart"/>
+        <w:t>Melihat</w:t>
+      </w:r>
+      <w:proofErr w:type="spellEnd"/>
       <w:r>
         <w:rPr>
           <w:rFonts w:eastAsia="Times New Roman" w:cs="Times New Roman"/>
@@ -20327,9 +20328,9 @@
           <w:lang w:bidi="ar-SA"/>
           <w14:ligatures w14:val="none"/>
         </w:rPr>
-        <w:t>dapat</w:t>
-      </w:r>
-      <w:proofErr w:type="spellEnd"/>
+        <w:t xml:space="preserve"> </w:t>
+      </w:r>
+      <w:proofErr w:type="gramStart"/>
       <w:r>
         <w:rPr>
           <w:rFonts w:eastAsia="Times New Roman" w:cs="Times New Roman"/>
@@ -20339,9 +20340,9 @@
           <w:lang w:bidi="ar-SA"/>
           <w14:ligatures w14:val="none"/>
         </w:rPr>
-        <w:t xml:space="preserve"> </w:t>
-      </w:r>
-      <w:proofErr w:type="spellStart"/>
+        <w:t>Menu :</w:t>
+      </w:r>
+      <w:proofErr w:type="gramEnd"/>
       <w:r>
         <w:rPr>
           <w:rFonts w:eastAsia="Times New Roman" w:cs="Times New Roman"/>
@@ -20351,9 +20352,9 @@
           <w:lang w:bidi="ar-SA"/>
           <w14:ligatures w14:val="none"/>
         </w:rPr>
-        <w:t>melihat</w:t>
-      </w:r>
-      <w:proofErr w:type="spellEnd"/>
+        <w:t xml:space="preserve"> </w:t>
+      </w:r>
+      <w:proofErr w:type="spellStart"/>
       <w:r>
         <w:rPr>
           <w:rFonts w:eastAsia="Times New Roman" w:cs="Times New Roman"/>
@@ -20363,9 +20364,9 @@
           <w:lang w:bidi="ar-SA"/>
           <w14:ligatures w14:val="none"/>
         </w:rPr>
-        <w:t xml:space="preserve"> daftar menu </w:t>
-      </w:r>
-      <w:proofErr w:type="spellStart"/>
+        <w:t>Setelah</w:t>
+      </w:r>
+      <w:proofErr w:type="spellEnd"/>
       <w:r>
         <w:rPr>
           <w:rFonts w:eastAsia="Times New Roman" w:cs="Times New Roman"/>
@@ -20375,9 +20376,9 @@
           <w:lang w:bidi="ar-SA"/>
           <w14:ligatures w14:val="none"/>
         </w:rPr>
-        <w:t>makanan</w:t>
-      </w:r>
-      <w:proofErr w:type="spellEnd"/>
+        <w:t xml:space="preserve"> </w:t>
+      </w:r>
+      <w:proofErr w:type="spellStart"/>
       <w:r>
         <w:rPr>
           <w:rFonts w:eastAsia="Times New Roman" w:cs="Times New Roman"/>
@@ -20387,9 +20388,9 @@
           <w:lang w:bidi="ar-SA"/>
           <w14:ligatures w14:val="none"/>
         </w:rPr>
-        <w:t xml:space="preserve"> dan </w:t>
-      </w:r>
-      <w:proofErr w:type="spellStart"/>
+        <w:t>memindai</w:t>
+      </w:r>
+      <w:proofErr w:type="spellEnd"/>
       <w:r>
         <w:rPr>
           <w:rFonts w:eastAsia="Times New Roman" w:cs="Times New Roman"/>
@@ -20399,9 +20400,9 @@
           <w:lang w:bidi="ar-SA"/>
           <w14:ligatures w14:val="none"/>
         </w:rPr>
-        <w:t>minuman</w:t>
-      </w:r>
-      <w:proofErr w:type="spellEnd"/>
+        <w:t xml:space="preserve"> QR Meja, </w:t>
+      </w:r>
+      <w:proofErr w:type="spellStart"/>
       <w:r>
         <w:rPr>
           <w:rFonts w:eastAsia="Times New Roman" w:cs="Times New Roman"/>
@@ -20411,9 +20412,9 @@
           <w:lang w:bidi="ar-SA"/>
           <w14:ligatures w14:val="none"/>
         </w:rPr>
-        <w:t xml:space="preserve"> yang </w:t>
-      </w:r>
-      <w:proofErr w:type="spellStart"/>
+        <w:t>pelanggan</w:t>
+      </w:r>
+      <w:proofErr w:type="spellEnd"/>
       <w:r>
         <w:rPr>
           <w:rFonts w:eastAsia="Times New Roman" w:cs="Times New Roman"/>
@@ -20423,9 +20424,9 @@
           <w:lang w:bidi="ar-SA"/>
           <w14:ligatures w14:val="none"/>
         </w:rPr>
-        <w:t>tersedia</w:t>
-      </w:r>
-      <w:proofErr w:type="spellEnd"/>
+        <w:t xml:space="preserve"> </w:t>
+      </w:r>
+      <w:proofErr w:type="spellStart"/>
       <w:r>
         <w:rPr>
           <w:rFonts w:eastAsia="Times New Roman" w:cs="Times New Roman"/>
@@ -20435,8 +20436,9 @@
           <w:lang w:bidi="ar-SA"/>
           <w14:ligatures w14:val="none"/>
         </w:rPr>
-        <w:t xml:space="preserve"> di Tuan Coffee</w:t>
-      </w:r>
+        <w:t>dapat</w:t>
+      </w:r>
+      <w:proofErr w:type="spellEnd"/>
       <w:r>
         <w:rPr>
           <w:rFonts w:eastAsia="Times New Roman" w:cs="Times New Roman"/>
@@ -20446,16 +20448,10 @@
           <w:lang w:bidi="ar-SA"/>
           <w14:ligatures w14:val="none"/>
         </w:rPr>
-        <w:t>.</w:t>
-      </w:r>
-    </w:p>
-    <w:p>
-      <w:pPr>
-        <w:widowControl w:val="0"/>
-        <w:autoSpaceDE w:val="0"/>
-        <w:autoSpaceDN w:val="0"/>
-        <w:spacing w:line="480" w:lineRule="auto"/>
-        <w:ind w:left="1058"/>
+        <w:t xml:space="preserve"> </w:t>
+      </w:r>
+      <w:proofErr w:type="spellStart"/>
+      <w:r>
         <w:rPr>
           <w:rFonts w:eastAsia="Times New Roman" w:cs="Times New Roman"/>
           <w:noProof w:val="0"/>
@@ -20464,7 +20460,9 @@
           <w:lang w:bidi="ar-SA"/>
           <w14:ligatures w14:val="none"/>
         </w:rPr>
-      </w:pPr>
+        <w:t>melihat</w:t>
+      </w:r>
+      <w:proofErr w:type="spellEnd"/>
       <w:r>
         <w:rPr>
           <w:rFonts w:eastAsia="Times New Roman" w:cs="Times New Roman"/>
@@ -20474,7 +20472,7 @@
           <w:lang w:bidi="ar-SA"/>
           <w14:ligatures w14:val="none"/>
         </w:rPr>
-        <w:t xml:space="preserve">U4 : </w:t>
+        <w:t xml:space="preserve"> daftar menu </w:t>
       </w:r>
       <w:proofErr w:type="spellStart"/>
       <w:r>
@@ -20486,7 +20484,7 @@
           <w:lang w:bidi="ar-SA"/>
           <w14:ligatures w14:val="none"/>
         </w:rPr>
-        <w:t>Pemesanan</w:t>
+        <w:t>makanan</w:t>
       </w:r>
       <w:proofErr w:type="spellEnd"/>
       <w:r>
@@ -20498,7 +20496,166 @@
           <w:lang w:bidi="ar-SA"/>
           <w14:ligatures w14:val="none"/>
         </w:rPr>
-        <w:t xml:space="preserve"> Menu : </w:t>
+        <w:t xml:space="preserve"> dan </w:t>
+      </w:r>
+      <w:proofErr w:type="spellStart"/>
+      <w:r>
+        <w:rPr>
+          <w:rFonts w:eastAsia="Times New Roman" w:cs="Times New Roman"/>
+          <w:noProof w:val="0"/>
+          <w:kern w:val="0"/>
+          <w:szCs w:val="24"/>
+          <w:lang w:bidi="ar-SA"/>
+          <w14:ligatures w14:val="none"/>
+        </w:rPr>
+        <w:t>minuman</w:t>
+      </w:r>
+      <w:proofErr w:type="spellEnd"/>
+      <w:r>
+        <w:rPr>
+          <w:rFonts w:eastAsia="Times New Roman" w:cs="Times New Roman"/>
+          <w:noProof w:val="0"/>
+          <w:kern w:val="0"/>
+          <w:szCs w:val="24"/>
+          <w:lang w:bidi="ar-SA"/>
+          <w14:ligatures w14:val="none"/>
+        </w:rPr>
+        <w:t xml:space="preserve"> yang </w:t>
+      </w:r>
+      <w:proofErr w:type="spellStart"/>
+      <w:r>
+        <w:rPr>
+          <w:rFonts w:eastAsia="Times New Roman" w:cs="Times New Roman"/>
+          <w:noProof w:val="0"/>
+          <w:kern w:val="0"/>
+          <w:szCs w:val="24"/>
+          <w:lang w:bidi="ar-SA"/>
+          <w14:ligatures w14:val="none"/>
+        </w:rPr>
+        <w:t>tersedia</w:t>
+      </w:r>
+      <w:proofErr w:type="spellEnd"/>
+      <w:r>
+        <w:rPr>
+          <w:rFonts w:eastAsia="Times New Roman" w:cs="Times New Roman"/>
+          <w:noProof w:val="0"/>
+          <w:kern w:val="0"/>
+          <w:szCs w:val="24"/>
+          <w:lang w:bidi="ar-SA"/>
+          <w14:ligatures w14:val="none"/>
+        </w:rPr>
+        <w:t xml:space="preserve"> di Tuan Coffee</w:t>
+      </w:r>
+      <w:r>
+        <w:rPr>
+          <w:rFonts w:eastAsia="Times New Roman" w:cs="Times New Roman"/>
+          <w:noProof w:val="0"/>
+          <w:kern w:val="0"/>
+          <w:szCs w:val="24"/>
+          <w:lang w:bidi="ar-SA"/>
+          <w14:ligatures w14:val="none"/>
+        </w:rPr>
+        <w:t>.</w:t>
+      </w:r>
+    </w:p>
+    <w:p>
+      <w:pPr>
+        <w:widowControl w:val="0"/>
+        <w:autoSpaceDE w:val="0"/>
+        <w:autoSpaceDN w:val="0"/>
+        <w:spacing w:line="480" w:lineRule="auto"/>
+        <w:ind w:left="1058"/>
+        <w:rPr>
+          <w:rFonts w:eastAsia="Times New Roman" w:cs="Times New Roman"/>
+          <w:noProof w:val="0"/>
+          <w:kern w:val="0"/>
+          <w:szCs w:val="24"/>
+          <w:lang w:bidi="ar-SA"/>
+          <w14:ligatures w14:val="none"/>
+        </w:rPr>
+      </w:pPr>
+      <w:r>
+        <w:rPr>
+          <w:rFonts w:eastAsia="Times New Roman" w:cs="Times New Roman"/>
+          <w:noProof w:val="0"/>
+          <w:kern w:val="0"/>
+          <w:szCs w:val="24"/>
+          <w:lang w:bidi="ar-SA"/>
+          <w14:ligatures w14:val="none"/>
+        </w:rPr>
+        <w:t>U</w:t>
+      </w:r>
+      <w:proofErr w:type="gramStart"/>
+      <w:r>
+        <w:rPr>
+          <w:rFonts w:eastAsia="Times New Roman" w:cs="Times New Roman"/>
+          <w:noProof w:val="0"/>
+          <w:kern w:val="0"/>
+          <w:szCs w:val="24"/>
+          <w:lang w:bidi="ar-SA"/>
+          <w14:ligatures w14:val="none"/>
+        </w:rPr>
+        <w:t>4 :</w:t>
+      </w:r>
+      <w:proofErr w:type="gramEnd"/>
+      <w:r>
+        <w:rPr>
+          <w:rFonts w:eastAsia="Times New Roman" w:cs="Times New Roman"/>
+          <w:noProof w:val="0"/>
+          <w:kern w:val="0"/>
+          <w:szCs w:val="24"/>
+          <w:lang w:bidi="ar-SA"/>
+          <w14:ligatures w14:val="none"/>
+        </w:rPr>
+        <w:t xml:space="preserve"> </w:t>
+      </w:r>
+      <w:proofErr w:type="spellStart"/>
+      <w:r>
+        <w:rPr>
+          <w:rFonts w:eastAsia="Times New Roman" w:cs="Times New Roman"/>
+          <w:noProof w:val="0"/>
+          <w:kern w:val="0"/>
+          <w:szCs w:val="24"/>
+          <w:lang w:bidi="ar-SA"/>
+          <w14:ligatures w14:val="none"/>
+        </w:rPr>
+        <w:t>Pemesanan</w:t>
+      </w:r>
+      <w:proofErr w:type="spellEnd"/>
+      <w:r>
+        <w:rPr>
+          <w:rFonts w:eastAsia="Times New Roman" w:cs="Times New Roman"/>
+          <w:noProof w:val="0"/>
+          <w:kern w:val="0"/>
+          <w:szCs w:val="24"/>
+          <w:lang w:bidi="ar-SA"/>
+          <w14:ligatures w14:val="none"/>
+        </w:rPr>
+        <w:t xml:space="preserve"> </w:t>
+      </w:r>
+      <w:proofErr w:type="gramStart"/>
+      <w:r>
+        <w:rPr>
+          <w:rFonts w:eastAsia="Times New Roman" w:cs="Times New Roman"/>
+          <w:noProof w:val="0"/>
+          <w:kern w:val="0"/>
+          <w:szCs w:val="24"/>
+          <w:lang w:bidi="ar-SA"/>
+          <w14:ligatures w14:val="none"/>
+        </w:rPr>
+        <w:t>Menu :</w:t>
+      </w:r>
+      <w:proofErr w:type="gramEnd"/>
+      <w:r>
+        <w:rPr>
+          <w:rFonts w:eastAsia="Times New Roman" w:cs="Times New Roman"/>
+          <w:noProof w:val="0"/>
+          <w:kern w:val="0"/>
+          <w:szCs w:val="24"/>
+          <w:lang w:bidi="ar-SA"/>
+          <w14:ligatures w14:val="none"/>
+        </w:rPr>
+        <w:t xml:space="preserve"> </w:t>
       </w:r>
       <w:proofErr w:type="spellStart"/>
       <w:r>
@@ -23888,7 +24045,7 @@
         <w:rPr>
           <w:lang w:val="fi-FI"/>
         </w:rPr>
-        <w:t>Kasir mencatat pesanan secara manual menggunakan nota kertas</w:t>
+        <w:t>Pelanggan melakukan pembayaran (biasanya tunai) di kasir</w:t>
       </w:r>
       <w:r>
         <w:rPr>
@@ -23914,13 +24071,177 @@
         <w:rPr>
           <w:lang w:val="fi-FI"/>
         </w:rPr>
-        <w:t>Pelanggan melakukan pembayaran (biasanya tunai) di kasir</w:t>
+        <w:t xml:space="preserve">Laporan transaksi </w:t>
+      </w:r>
+      <w:r>
+        <w:rPr>
+          <w:lang w:val="fi-FI"/>
+        </w:rPr>
+        <w:t>bulanan</w:t>
+      </w:r>
+      <w:r>
+        <w:rPr>
+          <w:lang w:val="fi-FI"/>
+        </w:rPr>
+        <w:t xml:space="preserve"> disusun secara manual oleh pengelola</w:t>
       </w:r>
       <w:r>
         <w:rPr>
           <w:lang w:val="fi-FI"/>
         </w:rPr>
         <w:t>.</w:t>
+      </w:r>
+    </w:p>
+    <w:p>
+      <w:pPr>
+        <w:pStyle w:val="ListParagraph"/>
+        <w:numPr>
+          <w:ilvl w:val="0"/>
+          <w:numId w:val="10"/>
+        </w:numPr>
+        <w:spacing w:line="480" w:lineRule="auto"/>
+      </w:pPr>
+      <w:r>
+        <w:t>Permasalahan Sistem Berjalan</w:t>
+      </w:r>
+    </w:p>
+    <w:p>
+      <w:pPr>
+        <w:pStyle w:val="ListParagraph"/>
+        <w:numPr>
+          <w:ilvl w:val="0"/>
+          <w:numId w:val="11"/>
+        </w:numPr>
+        <w:spacing w:line="480" w:lineRule="auto"/>
+        <w:rPr>
+          <w:lang w:val="fi-FI"/>
+        </w:rPr>
+      </w:pPr>
+      <w:r>
+        <w:rPr>
+          <w:lang w:val="fi-FI"/>
+        </w:rPr>
+        <w:t>Waktu tunggu yang lama akibat antrian pemesanan di kasir, terutama pada jam sibuk</w:t>
+      </w:r>
+      <w:r>
+        <w:rPr>
+          <w:lang w:val="fi-FI"/>
+        </w:rPr>
+        <w:t>.</w:t>
+      </w:r>
+    </w:p>
+    <w:p>
+      <w:pPr>
+        <w:pStyle w:val="ListParagraph"/>
+        <w:numPr>
+          <w:ilvl w:val="0"/>
+          <w:numId w:val="11"/>
+        </w:numPr>
+        <w:spacing w:line="480" w:lineRule="auto"/>
+        <w:rPr>
+          <w:lang w:val="fi-FI"/>
+        </w:rPr>
+      </w:pPr>
+      <w:r>
+        <w:rPr>
+          <w:lang w:val="fi-FI"/>
+        </w:rPr>
+        <w:t>Rentan terjadi kesalahan dalam pencatatan pesanan</w:t>
+      </w:r>
+      <w:r>
+        <w:rPr>
+          <w:lang w:val="fi-FI"/>
+        </w:rPr>
+        <w:t>.</w:t>
+      </w:r>
+    </w:p>
+    <w:p>
+      <w:pPr>
+        <w:pStyle w:val="ListParagraph"/>
+        <w:numPr>
+          <w:ilvl w:val="0"/>
+          <w:numId w:val="11"/>
+        </w:numPr>
+        <w:spacing w:line="480" w:lineRule="auto"/>
+        <w:rPr>
+          <w:lang w:val="fi-FI"/>
+        </w:rPr>
+      </w:pPr>
+      <w:r>
+        <w:rPr>
+          <w:lang w:val="fi-FI"/>
+        </w:rPr>
+        <w:t>Proses pelaporan transaksi tidak efisien dan terbatas karena dilakukan secara manual</w:t>
+      </w:r>
+      <w:r>
+        <w:rPr>
+          <w:lang w:val="fi-FI"/>
+        </w:rPr>
+        <w:t>.</w:t>
+      </w:r>
+    </w:p>
+    <w:p>
+      <w:pPr>
+        <w:pStyle w:val="Heading3"/>
+      </w:pPr>
+      <w:bookmarkStart w:id="60" w:name="_Toc212854440"/>
+      <w:r>
+        <w:lastRenderedPageBreak/>
+        <w:t>Analisis Sistem Baru</w:t>
+      </w:r>
+      <w:bookmarkEnd w:id="60"/>
+    </w:p>
+    <w:p>
+      <w:pPr>
+        <w:spacing w:line="480" w:lineRule="auto"/>
+        <w:ind w:left="567" w:firstLine="851"/>
+        <w:rPr>
+          <w:i/>
+          <w:iCs/>
+        </w:rPr>
+      </w:pPr>
+      <w:r>
+        <w:t xml:space="preserve">Sistem yang diusulkan adalah Sistem Pemesanan Makanan dan Minuman Berbasis QR Code yang dirancang untuk menggantikan proses manual yang selama ini digunakan oleh Tuan Coffee. Sistem ini bertujuan untuk meningkatkan efisiensi, mengurangi antrian, dan mempercepat layanan, mulai dari pemesanan menu di meja hingga pemantauan transaksi secara </w:t>
+      </w:r>
+      <w:r>
+        <w:rPr>
+          <w:i/>
+          <w:iCs/>
+        </w:rPr>
+        <w:t>real-time</w:t>
+      </w:r>
+      <w:r>
+        <w:t xml:space="preserve">. Sistem ini akan dibangun menggunakan </w:t>
+      </w:r>
+      <w:r>
+        <w:rPr>
+          <w:i/>
+          <w:iCs/>
+        </w:rPr>
+        <w:t>Framework</w:t>
+      </w:r>
+      <w:r>
+        <w:t xml:space="preserve"> Laravel dan basis data </w:t>
+      </w:r>
+      <w:r>
+        <w:rPr>
+          <w:i/>
+          <w:iCs/>
+        </w:rPr>
+        <w:t>MySQL.</w:t>
+      </w:r>
+    </w:p>
+    <w:p>
+      <w:pPr>
+        <w:pStyle w:val="ListParagraph"/>
+        <w:numPr>
+          <w:ilvl w:val="0"/>
+          <w:numId w:val="12"/>
+        </w:numPr>
+        <w:spacing w:line="480" w:lineRule="auto"/>
+      </w:pPr>
+      <w:r>
+        <w:t>Proses Sistem Baru</w:t>
       </w:r>
     </w:p>
     <w:p>
@@ -23932,198 +24253,12 @@
         </w:numPr>
         <w:spacing w:line="480" w:lineRule="auto"/>
         <w:ind w:left="2127"/>
-        <w:rPr>
-          <w:lang w:val="fi-FI"/>
-        </w:rPr>
-      </w:pPr>
-      <w:r>
-        <w:rPr>
-          <w:lang w:val="fi-FI"/>
-        </w:rPr>
-        <w:t>Laporan transaksi harian disusun secara manual oleh pengelola</w:t>
-      </w:r>
-      <w:r>
-        <w:rPr>
-          <w:lang w:val="fi-FI"/>
-        </w:rPr>
+      </w:pPr>
+      <w:r>
+        <w:t>Pelanggan memindai QR Code yang ada di meja untuk mengakses menu digital</w:t>
+      </w:r>
+      <w:r>
         <w:t>.</w:t>
-      </w:r>
-    </w:p>
-    <w:p>
-      <w:pPr>
-        <w:pStyle w:val="ListParagraph"/>
-        <w:numPr>
-          <w:ilvl w:val="0"/>
-          <w:numId w:val="10"/>
-        </w:numPr>
-        <w:spacing w:line="480" w:lineRule="auto"/>
-      </w:pPr>
-      <w:r>
-        <w:t>Permasalahan Sistem Berjalan</w:t>
-      </w:r>
-    </w:p>
-    <w:p>
-      <w:pPr>
-        <w:pStyle w:val="ListParagraph"/>
-        <w:numPr>
-          <w:ilvl w:val="0"/>
-          <w:numId w:val="11"/>
-        </w:numPr>
-        <w:spacing w:line="480" w:lineRule="auto"/>
-        <w:rPr>
-          <w:lang w:val="fi-FI"/>
-        </w:rPr>
-      </w:pPr>
-      <w:r>
-        <w:rPr>
-          <w:lang w:val="fi-FI"/>
-        </w:rPr>
-        <w:t>Waktu tunggu yang lama akibat antrian pemesanan di kasir, terutama pada jam sibuk</w:t>
-      </w:r>
-      <w:r>
-        <w:rPr>
-          <w:lang w:val="fi-FI"/>
-        </w:rPr>
-        <w:t>.</w:t>
-      </w:r>
-    </w:p>
-    <w:p>
-      <w:pPr>
-        <w:pStyle w:val="ListParagraph"/>
-        <w:numPr>
-          <w:ilvl w:val="0"/>
-          <w:numId w:val="11"/>
-        </w:numPr>
-        <w:spacing w:line="480" w:lineRule="auto"/>
-        <w:rPr>
-          <w:lang w:val="fi-FI"/>
-        </w:rPr>
-      </w:pPr>
-      <w:r>
-        <w:rPr>
-          <w:lang w:val="fi-FI"/>
-        </w:rPr>
-        <w:t>Rentan terjadi kesalahan dalam pencatatan pesanan</w:t>
-      </w:r>
-      <w:r>
-        <w:rPr>
-          <w:lang w:val="fi-FI"/>
-        </w:rPr>
-        <w:t>.</w:t>
-      </w:r>
-    </w:p>
-    <w:p>
-      <w:pPr>
-        <w:pStyle w:val="ListParagraph"/>
-        <w:numPr>
-          <w:ilvl w:val="0"/>
-          <w:numId w:val="11"/>
-        </w:numPr>
-        <w:spacing w:line="480" w:lineRule="auto"/>
-        <w:rPr>
-          <w:lang w:val="fi-FI"/>
-        </w:rPr>
-      </w:pPr>
-      <w:r>
-        <w:rPr>
-          <w:lang w:val="fi-FI"/>
-        </w:rPr>
-        <w:t>Proses pelaporan transaksi tidak efisien dan terbatas karena dilakukan secara manual</w:t>
-      </w:r>
-      <w:r>
-        <w:rPr>
-          <w:lang w:val="fi-FI"/>
-        </w:rPr>
-        <w:t>.</w:t>
-      </w:r>
-    </w:p>
-    <w:p>
-      <w:pPr>
-        <w:pStyle w:val="ListParagraph"/>
-        <w:numPr>
-          <w:ilvl w:val="0"/>
-          <w:numId w:val="11"/>
-        </w:numPr>
-        <w:spacing w:line="480" w:lineRule="auto"/>
-        <w:rPr>
-          <w:lang w:val="fi-FI"/>
-        </w:rPr>
-      </w:pPr>
-      <w:r>
-        <w:rPr>
-          <w:lang w:val="fi-FI"/>
-        </w:rPr>
-        <w:lastRenderedPageBreak/>
-        <w:t>Hilangnya potensi pelanggan yang enggan menunggu antrian panjang</w:t>
-      </w:r>
-      <w:r>
-        <w:rPr>
-          <w:lang w:val="fi-FI"/>
-        </w:rPr>
-        <w:t>.</w:t>
-      </w:r>
-    </w:p>
-    <w:p>
-      <w:pPr>
-        <w:pStyle w:val="Heading3"/>
-      </w:pPr>
-      <w:bookmarkStart w:id="60" w:name="_Toc212854440"/>
-      <w:r>
-        <w:t>Analisis Sistem Baru</w:t>
-      </w:r>
-      <w:bookmarkEnd w:id="60"/>
-    </w:p>
-    <w:p>
-      <w:pPr>
-        <w:spacing w:line="480" w:lineRule="auto"/>
-        <w:ind w:left="567" w:firstLine="851"/>
-        <w:rPr>
-          <w:i/>
-          <w:iCs/>
-        </w:rPr>
-      </w:pPr>
-      <w:r>
-        <w:t xml:space="preserve">Sistem yang diusulkan adalah Sistem Pemesanan Makanan dan Minuman Berbasis QR Code yang dirancang untuk menggantikan proses manual yang selama ini digunakan oleh Tuan Coffee. Sistem ini bertujuan untuk meningkatkan efisiensi, mengurangi antrian, dan mempercepat layanan, mulai dari pemesanan menu di meja hingga pemantauan transaksi secara </w:t>
-      </w:r>
-      <w:r>
-        <w:rPr>
-          <w:i/>
-          <w:iCs/>
-        </w:rPr>
-        <w:t>real-time</w:t>
-      </w:r>
-      <w:r>
-        <w:t xml:space="preserve">. Sistem ini akan dibangun menggunakan </w:t>
-      </w:r>
-      <w:r>
-        <w:rPr>
-          <w:i/>
-          <w:iCs/>
-        </w:rPr>
-        <w:t>Framework</w:t>
-      </w:r>
-      <w:r>
-        <w:t xml:space="preserve"> Laravel dan basis data </w:t>
-      </w:r>
-      <w:r>
-        <w:rPr>
-          <w:i/>
-          <w:iCs/>
-        </w:rPr>
-        <w:t>MySQL.</w:t>
-      </w:r>
-    </w:p>
-    <w:p>
-      <w:pPr>
-        <w:pStyle w:val="ListParagraph"/>
-        <w:numPr>
-          <w:ilvl w:val="0"/>
-          <w:numId w:val="12"/>
-        </w:numPr>
-        <w:spacing w:line="480" w:lineRule="auto"/>
-      </w:pPr>
-      <w:r>
-        <w:t>Proses Sistem Baru</w:t>
       </w:r>
     </w:p>
     <w:p>
@@ -24135,11 +24270,20 @@
         </w:numPr>
         <w:spacing w:line="480" w:lineRule="auto"/>
         <w:ind w:left="2127"/>
-      </w:pPr>
-      <w:r>
-        <w:t>Pelanggan memindai QR Code yang ada di meja untuk mengakses menu digital</w:t>
-      </w:r>
-      <w:r>
+        <w:rPr>
+          <w:lang w:val="fi-FI"/>
+        </w:rPr>
+      </w:pPr>
+      <w:r>
+        <w:rPr>
+          <w:lang w:val="fi-FI"/>
+        </w:rPr>
+        <w:t>Pelanggan memilih menu dan melakukan pemesanan langsung dari perangkat mereka</w:t>
+      </w:r>
+      <w:r>
+        <w:rPr>
+          <w:lang w:val="fi-FI"/>
+        </w:rPr>
         <w:t>.</w:t>
       </w:r>
     </w:p>
@@ -24152,19 +24296,34 @@
         </w:numPr>
         <w:spacing w:line="480" w:lineRule="auto"/>
         <w:ind w:left="2127"/>
-        <w:rPr>
-          <w:lang w:val="fi-FI"/>
-        </w:rPr>
-      </w:pPr>
-      <w:r>
-        <w:rPr>
-          <w:lang w:val="fi-FI"/>
-        </w:rPr>
-        <w:t>Pelanggan memilih menu dan melakukan pemesanan langsung dari perangkat mereka</w:t>
-      </w:r>
-      <w:r>
-        <w:rPr>
-          <w:lang w:val="fi-FI"/>
+      </w:pPr>
+      <w:r>
+        <w:t>Pengelola dapat memantau pesanan dan transaksi yang masuk secara</w:t>
+      </w:r>
+      <w:r>
+        <w:t xml:space="preserve"> </w:t>
+      </w:r>
+      <w:r>
+        <w:rPr>
+          <w:i/>
+          <w:iCs/>
+        </w:rPr>
+        <w:t>real-time</w:t>
+      </w:r>
+      <w:r>
+        <w:t xml:space="preserve"> melalui </w:t>
+      </w:r>
+      <w:r>
+        <w:rPr>
+          <w:i/>
+          <w:iCs/>
+        </w:rPr>
+        <w:t>dashboard</w:t>
+      </w:r>
+      <w:r>
+        <w:rPr>
+          <w:i/>
+          <w:iCs/>
         </w:rPr>
         <w:t>.</w:t>
       </w:r>
@@ -24178,47 +24337,6 @@
         </w:numPr>
         <w:spacing w:line="480" w:lineRule="auto"/>
         <w:ind w:left="2127"/>
-      </w:pPr>
-      <w:r>
-        <w:t>Pengelola dapat memantau pesanan dan transaksi yang masuk secara</w:t>
-      </w:r>
-      <w:r>
-        <w:t xml:space="preserve"> </w:t>
-      </w:r>
-      <w:r>
-        <w:rPr>
-          <w:i/>
-          <w:iCs/>
-        </w:rPr>
-        <w:t>real-time</w:t>
-      </w:r>
-      <w:r>
-        <w:t xml:space="preserve"> melalui </w:t>
-      </w:r>
-      <w:r>
-        <w:rPr>
-          <w:i/>
-          <w:iCs/>
-        </w:rPr>
-        <w:t>dashboard</w:t>
-      </w:r>
-      <w:r>
-        <w:rPr>
-          <w:i/>
-          <w:iCs/>
-        </w:rPr>
-        <w:t>.</w:t>
-      </w:r>
-    </w:p>
-    <w:p>
-      <w:pPr>
-        <w:pStyle w:val="ListParagraph"/>
-        <w:numPr>
-          <w:ilvl w:val="6"/>
-          <w:numId w:val="1"/>
-        </w:numPr>
-        <w:spacing w:line="480" w:lineRule="auto"/>
-        <w:ind w:left="2127"/>
         <w:rPr>
           <w:lang w:val="fi-FI"/>
         </w:rPr>
@@ -24300,7 +24418,6 @@
         <w:spacing w:line="480" w:lineRule="auto"/>
       </w:pPr>
       <w:r>
-        <w:lastRenderedPageBreak/>
         <w:t>Seluruh proses pemesanan dan data transaksi terpusat dalam satu platform yang terintegrasi</w:t>
       </w:r>
       <w:r>
@@ -24323,6 +24440,7 @@
         <w:rPr>
           <w:lang w:val="fi-FI"/>
         </w:rPr>
+        <w:lastRenderedPageBreak/>
         <w:t>Pihak pengelola dapat memantau progres pesanan dan status transaksi kapan saja melalui sistem.</w:t>
       </w:r>
       <w:r>
@@ -36276,13 +36394,7 @@
         <w:rPr>
           <w:lang w:val="fi-FI"/>
         </w:rPr>
-        <w:t xml:space="preserve"> pelanggan. Hal ini secara langsung mengatasi masalah antrean panjang dan kesalahan pencatatan yang sebelumnya terjadi pada sistem manual</w:t>
-      </w:r>
-      <w:r>
-        <w:rPr>
-          <w:lang w:val="fi-FI"/>
-        </w:rPr>
-        <w:t>.</w:t>
+        <w:t xml:space="preserve"> pelanggan. Hal ini secara langsung mengatasi masalah antrean panjang dan kesalahan pencatatan yang sebelumnya terjadi pada sistem manual.</w:t>
       </w:r>
     </w:p>
     <w:p>
@@ -40305,6 +40417,7 @@
   <w:style w:type="character" w:default="1" w:styleId="DefaultParagraphFont">
     <w:name w:val="Default Paragraph Font"/>
     <w:uiPriority w:val="1"/>
+    <w:semiHidden/>
     <w:unhideWhenUsed/>
   </w:style>
   <w:style w:type="table" w:default="1" w:styleId="TableNormal">
@@ -40926,6 +41039,7 @@
     <w:rsid w:val="00017642"/>
     <w:rsid w:val="00025E14"/>
     <w:rsid w:val="000A0D45"/>
+    <w:rsid w:val="00102157"/>
     <w:rsid w:val="00136F07"/>
     <w:rsid w:val="00175134"/>
     <w:rsid w:val="00246D18"/>
@@ -40934,6 +41048,7 @@
     <w:rsid w:val="00360D5E"/>
     <w:rsid w:val="0040131C"/>
     <w:rsid w:val="00406D1F"/>
+    <w:rsid w:val="00433C9C"/>
     <w:rsid w:val="004436AC"/>
     <w:rsid w:val="00457343"/>
     <w:rsid w:val="0047283F"/>
@@ -40965,6 +41080,7 @@
     <w:rsid w:val="00CE4E1E"/>
     <w:rsid w:val="00D52A7C"/>
     <w:rsid w:val="00D550C9"/>
+    <w:rsid w:val="00DC555F"/>
     <w:rsid w:val="00DD641C"/>
     <w:rsid w:val="00E87889"/>
     <w:rsid w:val="00ED39F3"/>
